--- a/downloads/teacher/04 Units/Unit 05 - Apparel and Textile Production and Design - Make It, Mend It, Wear It/Assessment 05.3 - Unit 5 Test.docx
+++ b/downloads/teacher/04 Units/Unit 05 - Apparel and Textile Production and Design - Make It, Mend It, Wear It/Assessment 05.3 - Unit 5 Test.docx
@@ -71,7 +71,7 @@
         <w:t xml:space="preserve"> </w:t>
       </w:r>
       <w:r>
-        <w:t xml:space="preserve">Topic 5.1 What We Wear and Why (items 1 to 4), Topic 5.2 Hand Sewing Skills (items 5 to 10), Topic 5.3 Smart Apparel Consumers (items 11 to 15), Topic 5.4 Upcycle Challenge and sustainability (items 16 and 17), Topic 5.5 Careers (item 18), then one scenario (item 19) and one short written response (item 20)</w:t>
+        <w:t xml:space="preserve">Topic 5.1 What We Wear and Why (items 1 to 4), Topic 5.2 Hand and Machine Sewing Skills (items 5 to 10), Topic 5.3 Smart Apparel Consumers (items 11 to 15), Topic 5.4 Upcycle Challenge and sustainability (items 16 and 17), Topic 5.5 Careers (item 18), then one scenario (item 19) and one short written response (item 20)</w:t>
       </w:r>
       <w:r>
         <w:t xml:space="preserve"> </w:t>
@@ -623,22 +623,7 @@
         </w:numPr>
       </w:pPr>
       <w:r>
-        <w:t xml:space="preserve">A $72 winter coat</w:t>
-      </w:r>
-      <w:r>
-        <w:t xml:space="preserve"> </w:t>
-      </w:r>
-      <w:r>
-        <w:rPr>
-          <w:rStyle w:val="TeacherNote"/>
-        </w:rPr>
-        <w:t xml:space="preserve">[update]</w:t>
-      </w:r>
-      <w:r>
-        <w:t xml:space="preserve"> </w:t>
-      </w:r>
-      <w:r>
-        <w:t xml:space="preserve">worn 180 times. Cost per wear = $______</w:t>
+        <w:t xml:space="preserve">A $72 winter coat worn 180 times. Cost per wear = $______</w:t>
       </w:r>
     </w:p>
     <w:p>
@@ -649,22 +634,7 @@
         </w:numPr>
       </w:pPr>
       <w:r>
-        <w:t xml:space="preserve">A $20 shirt</w:t>
-      </w:r>
-      <w:r>
-        <w:t xml:space="preserve"> </w:t>
-      </w:r>
-      <w:r>
-        <w:rPr>
-          <w:rStyle w:val="TeacherNote"/>
-        </w:rPr>
-        <w:t xml:space="preserve">[update]</w:t>
-      </w:r>
-      <w:r>
-        <w:t xml:space="preserve"> </w:t>
-      </w:r>
-      <w:r>
-        <w:t xml:space="preserve">worn 4 times. Cost per wear = $______</w:t>
+        <w:t xml:space="preserve">A $20 shirt worn 4 times. Cost per wear = $______</w:t>
       </w:r>
     </w:p>
     <w:p>
@@ -787,7 +757,7 @@
         <w:t xml:space="preserve"> </w:t>
       </w:r>
       <w:r>
-        <w:t xml:space="preserve">(2 points) A student needs one sweatshirt to last two winters and has $50 [update]. Between a $13 thin fleece with single-needle seams and 8 stitches per inch, and a $38 heavy cotton blend with double-needle seams and 11 stitches per inch, which do you recommend and why? One sentence.</w:t>
+        <w:t xml:space="preserve">(2 points) A student needs one sweatshirt to last two winters and has $50. Between a $13 thin fleece with single-needle seams and 8 stitches per inch, and a $38 heavy cotton blend with double-needle seams and 11 stitches per inch, which do you recommend and why? One sentence.</w:t>
       </w:r>
     </w:p>
     <w:p>
@@ -974,7 +944,7 @@
         <w:t xml:space="preserve"> </w:t>
       </w:r>
       <w:r>
-        <w:t xml:space="preserve">(4 points) A scenario. Mia has a jean jacket she wears almost every day. Right now: one cuff button is missing, the inside side seam has opened for three inches, there is a small hole worn through near the pocket corner, and the jacket has been washed hot and tumble dried on high since she got it. She is about to throw it out and buy a new one for $54 [update].</w:t>
+        <w:t xml:space="preserve">(4 points) A scenario. Mia has a jean jacket she wears almost every day. Right now: one cuff button is missing, the inside side seam has opened for three inches, there is a small hole worn through near the pocket corner, and the jacket has been washed hot and tumble dried on high since she got it. She is about to throw it out and buy a new one for $54.</w:t>
       </w:r>
     </w:p>
     <w:p>
@@ -1143,16 +1113,7 @@
         <w:t xml:space="preserve"> </w:t>
       </w:r>
       <w:r>
-        <w:t xml:space="preserve">items 2, 3, 4, 5, 6, 7, 9, and 10 check Topics 5.1 and 5.2, which are taught in Lessons 5.1 to 5.11 by the other half of this unit. Read those lessons and the Fibers and Care Quiz before printing, and adjust the wording of any item whose vocabulary differs (especially the four care symbols in item 3 and the tool list in item 5). Nothing in the key is wrong, but the words should match what the class heard.</w:t>
-      </w:r>
-      <w:r>
-        <w:t xml:space="preserve"> </w:t>
-      </w:r>
-      <w:r>
-        <w:rPr>
-          <w:rStyle w:val="TeacherNote"/>
-        </w:rPr>
-        <w:t xml:space="preserve">[Sal: check item 3 against the care symbol chart you actually hand out.]</w:t>
+        <w:t xml:space="preserve">items 2, 3, 4, 5, 6, 7, 9, and 10 check Topics 5.1 and 5.2, which are taught in Lessons 5.1 to 5.11. Read those lessons and the Fibers and Care Quiz before printing, and adjust the wording of any item whose vocabulary differs (especially the four care symbols in item 3 and the tool list in item 5). Nothing in the key is wrong, but the words should match what the class heard.</w:t>
       </w:r>
     </w:p>
     <w:tbl>
@@ -1638,7 +1599,7 @@
               <w:jc w:val="left"/>
             </w:pPr>
             <w:r>
-              <w:t xml:space="preserve">3</w:t>
+              <w:t xml:space="preserve">2</w:t>
             </w:r>
           </w:p>
         </w:tc>
@@ -2337,15 +2298,6 @@
       <w:r>
         <w:t xml:space="preserve">with the Turkish, Portuguese, and Spanish translations is allowed as a word bank. Item 19’s scenario is read aloud once to the whole class. The written response on item 20 may be written in the home language and scored on content; arrange the translation with the ELL teacher.</w:t>
       </w:r>
-      <w:r>
-        <w:t xml:space="preserve"> </w:t>
-      </w:r>
-      <w:r>
-        <w:rPr>
-          <w:rStyle w:val="TeacherNote"/>
-        </w:rPr>
-        <w:t xml:space="preserve">[Sal: check the school’s testing accommodation rule.]</w:t>
-      </w:r>
     </w:p>
     <w:p>
       <w:pPr>
@@ -2386,16 +2338,7 @@
         <w:t xml:space="preserve"> </w:t>
       </w:r>
       <w:r>
-        <w:t xml:space="preserve">one retake after a review, best score counts, per the grading plan. Use the same key with new numbers on the math items</w:t>
-      </w:r>
-      <w:r>
-        <w:t xml:space="preserve"> </w:t>
-      </w:r>
-      <w:r>
-        <w:rPr>
-          <w:rStyle w:val="TeacherNote"/>
-        </w:rPr>
-        <w:t xml:space="preserve">[Sal: swap $72 and 180 wears for $64 and 160; swap $20 and 4 wears for $24 and 6; swap Mia’s $54 and 300 wears for $48 and 240 with 160 more wears].</w:t>
+        <w:t xml:space="preserve">one retake after a review, best score counts, per the grading plan. Use the same key with new numbers on the math items: $72 and 180 wears become $64 and 160; $20 and 4 wears become $24 and 6; Mia’s $54 and 300 wears become $48 and 240 with 160 more wears.</w:t>
       </w:r>
     </w:p>
     <w:p>
